--- a/final_report.docx
+++ b/final_report.docx
@@ -329,12 +329,11 @@
               <w:tblLook w:firstRow="1" w:lastRow="0" w:firstColumn="0" w:lastColumn="0" w:noHBand="0" w:noVBand="0" w:val="0020"/>
             </w:tblPr>
             <w:tblGrid>
-              <w:gridCol w:w="1320"/>
-              <w:gridCol w:w="1320"/>
-              <w:gridCol w:w="1320"/>
-              <w:gridCol w:w="1320"/>
-              <w:gridCol w:w="1320"/>
-              <w:gridCol w:w="1320"/>
+              <w:gridCol w:w="1584"/>
+              <w:gridCol w:w="1584"/>
+              <w:gridCol w:w="1584"/>
+              <w:gridCol w:w="1584"/>
+              <w:gridCol w:w="1584"/>
             </w:tblGrid>
             <w:tr>
               <w:trPr>
@@ -356,18 +355,6 @@
                     <w:jc w:val="center"/>
                   </w:pPr>
                   <w:r>
-                    <w:t xml:space="preserve">Role Segment</w:t>
-                  </w:r>
-                </w:p>
-              </w:tc>
-              <w:tc>
-                <w:tcPr/>
-                <w:p>
-                  <w:pPr>
-                    <w:pStyle w:val="Compact"/>
-                    <w:jc w:val="center"/>
-                  </w:pPr>
-                  <w:r>
                     <w:t xml:space="preserve">Postings</w:t>
                   </w:r>
                 </w:p>
@@ -380,106 +367,81 @@
                     <w:jc w:val="center"/>
                   </w:pPr>
                   <w:r>
-                    <w:t xml:space="preserve">Median Salary ($)</w:t>
-                  </w:r>
-                </w:p>
-              </w:tc>
-              <w:tc>
-                <w:tcPr/>
-                <w:p>
-                  <w:pPr>
-                    <w:pStyle w:val="Compact"/>
-                    <w:jc w:val="center"/>
-                  </w:pPr>
-                  <w:r>
-                    <w:t xml:space="preserve">Median Min. Experience (yrs)</w:t>
-                  </w:r>
-                </w:p>
-              </w:tc>
-              <w:tc>
-                <w:tcPr/>
-                <w:p>
-                  <w:pPr>
-                    <w:pStyle w:val="Compact"/>
-                    <w:jc w:val="center"/>
-                  </w:pPr>
-                  <w:r>
-                    <w:t xml:space="preserve">% Remote</w:t>
+                    <w:t xml:space="preserve">Median Salary</w:t>
+                  </w:r>
+                </w:p>
+              </w:tc>
+              <w:tc>
+                <w:tcPr/>
+                <w:p>
+                  <w:pPr>
+                    <w:pStyle w:val="Compact"/>
+                    <w:jc w:val="center"/>
+                  </w:pPr>
+                  <w:r>
+                    <w:t xml:space="preserve">Median Exp. (yrs)</w:t>
+                  </w:r>
+                </w:p>
+              </w:tc>
+              <w:tc>
+                <w:tcPr/>
+                <w:p>
+                  <w:pPr>
+                    <w:pStyle w:val="Compact"/>
+                    <w:jc w:val="center"/>
+                  </w:pPr>
+                  <w:r>
+                    <w:t xml:space="preserve">Remote</w:t>
                   </w:r>
                 </w:p>
               </w:tc>
             </w:tr>
             <w:tr>
-              <w:tc>
-                <w:tcPr/>
-                <w:p>
-                  <w:pPr>
-                    <w:pStyle w:val="Compact"/>
-                    <w:jc w:val="center"/>
-                  </w:pPr>
-                  <w:r>
-                    <w:t xml:space="preserve">0</w:t>
-                  </w:r>
-                </w:p>
-              </w:tc>
-              <w:tc>
-                <w:tcPr/>
-                <w:p>
-                  <w:pPr>
-                    <w:pStyle w:val="Compact"/>
-                    <w:jc w:val="center"/>
-                  </w:pPr>
-                  <w:r>
-                    <w:t xml:space="preserve">Consultant / Implementation</w:t>
-                  </w:r>
-                </w:p>
-              </w:tc>
-              <w:tc>
-                <w:tcPr/>
-                <w:p>
-                  <w:pPr>
-                    <w:pStyle w:val="Compact"/>
-                    <w:jc w:val="center"/>
-                  </w:pPr>
-                  <w:r>
-                    <w:t xml:space="preserve">391</w:t>
-                  </w:r>
-                </w:p>
-              </w:tc>
-              <w:tc>
-                <w:tcPr/>
-                <w:p>
-                  <w:pPr>
-                    <w:pStyle w:val="Compact"/>
-                    <w:jc w:val="center"/>
-                  </w:pPr>
-                  <w:r>
-                    <w:t xml:space="preserve">127900.0</w:t>
-                  </w:r>
-                </w:p>
-              </w:tc>
-              <w:tc>
-                <w:tcPr/>
-                <w:p>
-                  <w:pPr>
-                    <w:pStyle w:val="Compact"/>
-                    <w:jc w:val="center"/>
-                  </w:pPr>
-                  <w:r>
-                    <w:t xml:space="preserve">6.0</w:t>
-                  </w:r>
-                </w:p>
-              </w:tc>
-              <w:tc>
-                <w:tcPr/>
-                <w:p>
-                  <w:pPr>
-                    <w:pStyle w:val="Compact"/>
-                    <w:jc w:val="center"/>
-                  </w:pPr>
-                  <w:r>
-                    <w:t xml:space="preserve">10.5</w:t>
-                  </w:r>
+              <w:trPr>
+                <w:tblHeader w:val="on"/>
+              </w:trPr>
+              <w:tc>
+                <w:tcPr/>
+                <w:p>
+                  <w:pPr>
+                    <w:pStyle w:val="Compact"/>
+                    <w:jc w:val="center"/>
+                  </w:pPr>
+                  <w:r>
+                    <w:t xml:space="preserve">Role Segment</w:t>
+                  </w:r>
+                </w:p>
+              </w:tc>
+              <w:tc>
+                <w:tcPr/>
+                <w:p>
+                  <w:pPr>
+                    <w:pStyle w:val="Compact"/>
+                  </w:pPr>
+                </w:p>
+              </w:tc>
+              <w:tc>
+                <w:tcPr/>
+                <w:p>
+                  <w:pPr>
+                    <w:pStyle w:val="Compact"/>
+                  </w:pPr>
+                </w:p>
+              </w:tc>
+              <w:tc>
+                <w:tcPr/>
+                <w:p>
+                  <w:pPr>
+                    <w:pStyle w:val="Compact"/>
+                  </w:pPr>
+                </w:p>
+              </w:tc>
+              <w:tc>
+                <w:tcPr/>
+                <w:p>
+                  <w:pPr>
+                    <w:pStyle w:val="Compact"/>
+                  </w:pPr>
                 </w:p>
               </w:tc>
             </w:tr>
@@ -492,67 +454,55 @@
                     <w:jc w:val="center"/>
                   </w:pPr>
                   <w:r>
-                    <w:t xml:space="preserve">1</w:t>
-                  </w:r>
-                </w:p>
-              </w:tc>
-              <w:tc>
-                <w:tcPr/>
-                <w:p>
-                  <w:pPr>
-                    <w:pStyle w:val="Compact"/>
-                    <w:jc w:val="center"/>
-                  </w:pPr>
-                  <w:r>
-                    <w:t xml:space="preserve">Data / BI Analyst</w:t>
-                  </w:r>
-                </w:p>
-              </w:tc>
-              <w:tc>
-                <w:tcPr/>
-                <w:p>
-                  <w:pPr>
-                    <w:pStyle w:val="Compact"/>
-                    <w:jc w:val="center"/>
-                  </w:pPr>
-                  <w:r>
-                    <w:t xml:space="preserve">245</w:t>
-                  </w:r>
-                </w:p>
-              </w:tc>
-              <w:tc>
-                <w:tcPr/>
-                <w:p>
-                  <w:pPr>
-                    <w:pStyle w:val="Compact"/>
-                    <w:jc w:val="center"/>
-                  </w:pPr>
-                  <w:r>
-                    <w:t xml:space="preserve">130000.0</w:t>
-                  </w:r>
-                </w:p>
-              </w:tc>
-              <w:tc>
-                <w:tcPr/>
-                <w:p>
-                  <w:pPr>
-                    <w:pStyle w:val="Compact"/>
-                    <w:jc w:val="center"/>
-                  </w:pPr>
-                  <w:r>
-                    <w:t xml:space="preserve">4.0</w:t>
-                  </w:r>
-                </w:p>
-              </w:tc>
-              <w:tc>
-                <w:tcPr/>
-                <w:p>
-                  <w:pPr>
-                    <w:pStyle w:val="Compact"/>
-                    <w:jc w:val="center"/>
-                  </w:pPr>
-                  <w:r>
-                    <w:t xml:space="preserve">23.7</w:t>
+                    <w:t xml:space="preserve">Consultant / Implementation</w:t>
+                  </w:r>
+                </w:p>
+              </w:tc>
+              <w:tc>
+                <w:tcPr/>
+                <w:p>
+                  <w:pPr>
+                    <w:pStyle w:val="Compact"/>
+                    <w:jc w:val="center"/>
+                  </w:pPr>
+                  <w:r>
+                    <w:t xml:space="preserve">391</w:t>
+                  </w:r>
+                </w:p>
+              </w:tc>
+              <w:tc>
+                <w:tcPr/>
+                <w:p>
+                  <w:pPr>
+                    <w:pStyle w:val="Compact"/>
+                    <w:jc w:val="center"/>
+                  </w:pPr>
+                  <w:r>
+                    <w:t xml:space="preserve">$127,900</w:t>
+                  </w:r>
+                </w:p>
+              </w:tc>
+              <w:tc>
+                <w:tcPr/>
+                <w:p>
+                  <w:pPr>
+                    <w:pStyle w:val="Compact"/>
+                    <w:jc w:val="center"/>
+                  </w:pPr>
+                  <w:r>
+                    <w:t xml:space="preserve">6</w:t>
+                  </w:r>
+                </w:p>
+              </w:tc>
+              <w:tc>
+                <w:tcPr/>
+                <w:p>
+                  <w:pPr>
+                    <w:pStyle w:val="Compact"/>
+                    <w:jc w:val="center"/>
+                  </w:pPr>
+                  <w:r>
+                    <w:t xml:space="preserve">10%</w:t>
                   </w:r>
                 </w:p>
               </w:tc>
@@ -566,67 +516,55 @@
                     <w:jc w:val="center"/>
                   </w:pPr>
                   <w:r>
-                    <w:t xml:space="preserve">2</w:t>
-                  </w:r>
-                </w:p>
-              </w:tc>
-              <w:tc>
-                <w:tcPr/>
-                <w:p>
-                  <w:pPr>
-                    <w:pStyle w:val="Compact"/>
-                    <w:jc w:val="center"/>
-                  </w:pPr>
-                  <w:r>
-                    <w:t xml:space="preserve">Other Business / Analyst</w:t>
-                  </w:r>
-                </w:p>
-              </w:tc>
-              <w:tc>
-                <w:tcPr/>
-                <w:p>
-                  <w:pPr>
-                    <w:pStyle w:val="Compact"/>
-                    <w:jc w:val="center"/>
-                  </w:pPr>
-                  <w:r>
-                    <w:t xml:space="preserve">163</w:t>
-                  </w:r>
-                </w:p>
-              </w:tc>
-              <w:tc>
-                <w:tcPr/>
-                <w:p>
-                  <w:pPr>
-                    <w:pStyle w:val="Compact"/>
-                    <w:jc w:val="center"/>
-                  </w:pPr>
-                  <w:r>
-                    <w:t xml:space="preserve">148450.0</w:t>
-                  </w:r>
-                </w:p>
-              </w:tc>
-              <w:tc>
-                <w:tcPr/>
-                <w:p>
-                  <w:pPr>
-                    <w:pStyle w:val="Compact"/>
-                    <w:jc w:val="center"/>
-                  </w:pPr>
-                  <w:r>
-                    <w:t xml:space="preserve">6.0</w:t>
-                  </w:r>
-                </w:p>
-              </w:tc>
-              <w:tc>
-                <w:tcPr/>
-                <w:p>
-                  <w:pPr>
-                    <w:pStyle w:val="Compact"/>
-                    <w:jc w:val="center"/>
-                  </w:pPr>
-                  <w:r>
-                    <w:t xml:space="preserve">31.9</w:t>
+                    <w:t xml:space="preserve">Data / BI Analyst</w:t>
+                  </w:r>
+                </w:p>
+              </w:tc>
+              <w:tc>
+                <w:tcPr/>
+                <w:p>
+                  <w:pPr>
+                    <w:pStyle w:val="Compact"/>
+                    <w:jc w:val="center"/>
+                  </w:pPr>
+                  <w:r>
+                    <w:t xml:space="preserve">245</w:t>
+                  </w:r>
+                </w:p>
+              </w:tc>
+              <w:tc>
+                <w:tcPr/>
+                <w:p>
+                  <w:pPr>
+                    <w:pStyle w:val="Compact"/>
+                    <w:jc w:val="center"/>
+                  </w:pPr>
+                  <w:r>
+                    <w:t xml:space="preserve">$130,000</w:t>
+                  </w:r>
+                </w:p>
+              </w:tc>
+              <w:tc>
+                <w:tcPr/>
+                <w:p>
+                  <w:pPr>
+                    <w:pStyle w:val="Compact"/>
+                    <w:jc w:val="center"/>
+                  </w:pPr>
+                  <w:r>
+                    <w:t xml:space="preserve">4</w:t>
+                  </w:r>
+                </w:p>
+              </w:tc>
+              <w:tc>
+                <w:tcPr/>
+                <w:p>
+                  <w:pPr>
+                    <w:pStyle w:val="Compact"/>
+                    <w:jc w:val="center"/>
+                  </w:pPr>
+                  <w:r>
+                    <w:t xml:space="preserve">24%</w:t>
                   </w:r>
                 </w:p>
               </w:tc>
@@ -640,67 +578,55 @@
                     <w:jc w:val="center"/>
                   </w:pPr>
                   <w:r>
-                    <w:t xml:space="preserve">3</w:t>
-                  </w:r>
-                </w:p>
-              </w:tc>
-              <w:tc>
-                <w:tcPr/>
-                <w:p>
-                  <w:pPr>
-                    <w:pStyle w:val="Compact"/>
-                    <w:jc w:val="center"/>
-                  </w:pPr>
-                  <w:r>
-                    <w:t xml:space="preserve">Architect / Engineer</w:t>
-                  </w:r>
-                </w:p>
-              </w:tc>
-              <w:tc>
-                <w:tcPr/>
-                <w:p>
-                  <w:pPr>
-                    <w:pStyle w:val="Compact"/>
-                    <w:jc w:val="center"/>
-                  </w:pPr>
-                  <w:r>
-                    <w:t xml:space="preserve">142</w:t>
-                  </w:r>
-                </w:p>
-              </w:tc>
-              <w:tc>
-                <w:tcPr/>
-                <w:p>
-                  <w:pPr>
-                    <w:pStyle w:val="Compact"/>
-                    <w:jc w:val="center"/>
-                  </w:pPr>
-                  <w:r>
-                    <w:t xml:space="preserve">187550.0</w:t>
-                  </w:r>
-                </w:p>
-              </w:tc>
-              <w:tc>
-                <w:tcPr/>
-                <w:p>
-                  <w:pPr>
-                    <w:pStyle w:val="Compact"/>
-                    <w:jc w:val="center"/>
-                  </w:pPr>
-                  <w:r>
-                    <w:t xml:space="preserve">8.0</w:t>
-                  </w:r>
-                </w:p>
-              </w:tc>
-              <w:tc>
-                <w:tcPr/>
-                <w:p>
-                  <w:pPr>
-                    <w:pStyle w:val="Compact"/>
-                    <w:jc w:val="center"/>
-                  </w:pPr>
-                  <w:r>
-                    <w:t xml:space="preserve">9.9</w:t>
+                    <w:t xml:space="preserve">Other Business / Analyst</w:t>
+                  </w:r>
+                </w:p>
+              </w:tc>
+              <w:tc>
+                <w:tcPr/>
+                <w:p>
+                  <w:pPr>
+                    <w:pStyle w:val="Compact"/>
+                    <w:jc w:val="center"/>
+                  </w:pPr>
+                  <w:r>
+                    <w:t xml:space="preserve">163</w:t>
+                  </w:r>
+                </w:p>
+              </w:tc>
+              <w:tc>
+                <w:tcPr/>
+                <w:p>
+                  <w:pPr>
+                    <w:pStyle w:val="Compact"/>
+                    <w:jc w:val="center"/>
+                  </w:pPr>
+                  <w:r>
+                    <w:t xml:space="preserve">$148,450</w:t>
+                  </w:r>
+                </w:p>
+              </w:tc>
+              <w:tc>
+                <w:tcPr/>
+                <w:p>
+                  <w:pPr>
+                    <w:pStyle w:val="Compact"/>
+                    <w:jc w:val="center"/>
+                  </w:pPr>
+                  <w:r>
+                    <w:t xml:space="preserve">6</w:t>
+                  </w:r>
+                </w:p>
+              </w:tc>
+              <w:tc>
+                <w:tcPr/>
+                <w:p>
+                  <w:pPr>
+                    <w:pStyle w:val="Compact"/>
+                    <w:jc w:val="center"/>
+                  </w:pPr>
+                  <w:r>
+                    <w:t xml:space="preserve">32%</w:t>
                   </w:r>
                 </w:p>
               </w:tc>
@@ -714,67 +640,55 @@
                     <w:jc w:val="center"/>
                   </w:pPr>
                   <w:r>
-                    <w:t xml:space="preserve">4</w:t>
-                  </w:r>
-                </w:p>
-              </w:tc>
-              <w:tc>
-                <w:tcPr/>
-                <w:p>
-                  <w:pPr>
-                    <w:pStyle w:val="Compact"/>
-                    <w:jc w:val="center"/>
-                  </w:pPr>
-                  <w:r>
-                    <w:t xml:space="preserve">Sales / Pre-Sales</w:t>
-                  </w:r>
-                </w:p>
-              </w:tc>
-              <w:tc>
-                <w:tcPr/>
-                <w:p>
-                  <w:pPr>
-                    <w:pStyle w:val="Compact"/>
-                    <w:jc w:val="center"/>
-                  </w:pPr>
-                  <w:r>
-                    <w:t xml:space="preserve">43</w:t>
-                  </w:r>
-                </w:p>
-              </w:tc>
-              <w:tc>
-                <w:tcPr/>
-                <w:p>
-                  <w:pPr>
-                    <w:pStyle w:val="Compact"/>
-                    <w:jc w:val="center"/>
-                  </w:pPr>
-                  <w:r>
-                    <w:t xml:space="preserve">111051.0</w:t>
-                  </w:r>
-                </w:p>
-              </w:tc>
-              <w:tc>
-                <w:tcPr/>
-                <w:p>
-                  <w:pPr>
-                    <w:pStyle w:val="Compact"/>
-                    <w:jc w:val="center"/>
-                  </w:pPr>
-                  <w:r>
-                    <w:t xml:space="preserve">8.0</w:t>
-                  </w:r>
-                </w:p>
-              </w:tc>
-              <w:tc>
-                <w:tcPr/>
-                <w:p>
-                  <w:pPr>
-                    <w:pStyle w:val="Compact"/>
-                    <w:jc w:val="center"/>
-                  </w:pPr>
-                  <w:r>
-                    <w:t xml:space="preserve">55.8</w:t>
+                    <w:t xml:space="preserve">Architect / Engineer</w:t>
+                  </w:r>
+                </w:p>
+              </w:tc>
+              <w:tc>
+                <w:tcPr/>
+                <w:p>
+                  <w:pPr>
+                    <w:pStyle w:val="Compact"/>
+                    <w:jc w:val="center"/>
+                  </w:pPr>
+                  <w:r>
+                    <w:t xml:space="preserve">142</w:t>
+                  </w:r>
+                </w:p>
+              </w:tc>
+              <w:tc>
+                <w:tcPr/>
+                <w:p>
+                  <w:pPr>
+                    <w:pStyle w:val="Compact"/>
+                    <w:jc w:val="center"/>
+                  </w:pPr>
+                  <w:r>
+                    <w:t xml:space="preserve">$187,550</w:t>
+                  </w:r>
+                </w:p>
+              </w:tc>
+              <w:tc>
+                <w:tcPr/>
+                <w:p>
+                  <w:pPr>
+                    <w:pStyle w:val="Compact"/>
+                    <w:jc w:val="center"/>
+                  </w:pPr>
+                  <w:r>
+                    <w:t xml:space="preserve">8</w:t>
+                  </w:r>
+                </w:p>
+              </w:tc>
+              <w:tc>
+                <w:tcPr/>
+                <w:p>
+                  <w:pPr>
+                    <w:pStyle w:val="Compact"/>
+                    <w:jc w:val="center"/>
+                  </w:pPr>
+                  <w:r>
+                    <w:t xml:space="preserve">10%</w:t>
                   </w:r>
                 </w:p>
               </w:tc>
@@ -788,67 +702,55 @@
                     <w:jc w:val="center"/>
                   </w:pPr>
                   <w:r>
-                    <w:t xml:space="preserve">5</w:t>
-                  </w:r>
-                </w:p>
-              </w:tc>
-              <w:tc>
-                <w:tcPr/>
-                <w:p>
-                  <w:pPr>
-                    <w:pStyle w:val="Compact"/>
-                    <w:jc w:val="center"/>
-                  </w:pPr>
-                  <w:r>
-                    <w:t xml:space="preserve">AI Data Trainer</w:t>
-                  </w:r>
-                </w:p>
-              </w:tc>
-              <w:tc>
-                <w:tcPr/>
-                <w:p>
-                  <w:pPr>
-                    <w:pStyle w:val="Compact"/>
-                    <w:jc w:val="center"/>
-                  </w:pPr>
-                  <w:r>
-                    <w:t xml:space="preserve">27</w:t>
-                  </w:r>
-                </w:p>
-              </w:tc>
-              <w:tc>
-                <w:tcPr/>
-                <w:p>
-                  <w:pPr>
-                    <w:pStyle w:val="Compact"/>
-                    <w:jc w:val="center"/>
-                  </w:pPr>
-                  <w:r>
-                    <w:t xml:space="preserve">83200.0</w:t>
-                  </w:r>
-                </w:p>
-              </w:tc>
-              <w:tc>
-                <w:tcPr/>
-                <w:p>
-                  <w:pPr>
-                    <w:pStyle w:val="Compact"/>
-                    <w:jc w:val="center"/>
-                  </w:pPr>
-                  <w:r>
-                    <w:t xml:space="preserve">NaN</w:t>
-                  </w:r>
-                </w:p>
-              </w:tc>
-              <w:tc>
-                <w:tcPr/>
-                <w:p>
-                  <w:pPr>
-                    <w:pStyle w:val="Compact"/>
-                    <w:jc w:val="center"/>
-                  </w:pPr>
-                  <w:r>
-                    <w:t xml:space="preserve">0.0</w:t>
+                    <w:t xml:space="preserve">Sales / Pre-Sales</w:t>
+                  </w:r>
+                </w:p>
+              </w:tc>
+              <w:tc>
+                <w:tcPr/>
+                <w:p>
+                  <w:pPr>
+                    <w:pStyle w:val="Compact"/>
+                    <w:jc w:val="center"/>
+                  </w:pPr>
+                  <w:r>
+                    <w:t xml:space="preserve">43</w:t>
+                  </w:r>
+                </w:p>
+              </w:tc>
+              <w:tc>
+                <w:tcPr/>
+                <w:p>
+                  <w:pPr>
+                    <w:pStyle w:val="Compact"/>
+                    <w:jc w:val="center"/>
+                  </w:pPr>
+                  <w:r>
+                    <w:t xml:space="preserve">$111,051</w:t>
+                  </w:r>
+                </w:p>
+              </w:tc>
+              <w:tc>
+                <w:tcPr/>
+                <w:p>
+                  <w:pPr>
+                    <w:pStyle w:val="Compact"/>
+                    <w:jc w:val="center"/>
+                  </w:pPr>
+                  <w:r>
+                    <w:t xml:space="preserve">8</w:t>
+                  </w:r>
+                </w:p>
+              </w:tc>
+              <w:tc>
+                <w:tcPr/>
+                <w:p>
+                  <w:pPr>
+                    <w:pStyle w:val="Compact"/>
+                    <w:jc w:val="center"/>
+                  </w:pPr>
+                  <w:r>
+                    <w:t xml:space="preserve">56%</w:t>
                   </w:r>
                 </w:p>
               </w:tc>
@@ -862,10 +764,60 @@
                     <w:jc w:val="center"/>
                   </w:pPr>
                   <w:r>
-                    <w:t xml:space="preserve">6</w:t>
-                  </w:r>
-                </w:p>
-              </w:tc>
+                    <w:t xml:space="preserve">AI Data Trainer</w:t>
+                  </w:r>
+                </w:p>
+              </w:tc>
+              <w:tc>
+                <w:tcPr/>
+                <w:p>
+                  <w:pPr>
+                    <w:pStyle w:val="Compact"/>
+                    <w:jc w:val="center"/>
+                  </w:pPr>
+                  <w:r>
+                    <w:t xml:space="preserve">27</w:t>
+                  </w:r>
+                </w:p>
+              </w:tc>
+              <w:tc>
+                <w:tcPr/>
+                <w:p>
+                  <w:pPr>
+                    <w:pStyle w:val="Compact"/>
+                    <w:jc w:val="center"/>
+                  </w:pPr>
+                  <w:r>
+                    <w:t xml:space="preserve">$83,200</w:t>
+                  </w:r>
+                </w:p>
+              </w:tc>
+              <w:tc>
+                <w:tcPr/>
+                <w:p>
+                  <w:pPr>
+                    <w:pStyle w:val="Compact"/>
+                    <w:jc w:val="center"/>
+                  </w:pPr>
+                  <w:r>
+                    <w:t xml:space="preserve">Not stated</w:t>
+                  </w:r>
+                </w:p>
+              </w:tc>
+              <w:tc>
+                <w:tcPr/>
+                <w:p>
+                  <w:pPr>
+                    <w:pStyle w:val="Compact"/>
+                    <w:jc w:val="center"/>
+                  </w:pPr>
+                  <w:r>
+                    <w:t xml:space="preserve">0%</w:t>
+                  </w:r>
+                </w:p>
+              </w:tc>
+            </w:tr>
+            <w:tr>
               <w:tc>
                 <w:tcPr/>
                 <w:p>
@@ -898,31 +850,31 @@
                     <w:jc w:val="center"/>
                   </w:pPr>
                   <w:r>
-                    <w:t xml:space="preserve">173200.0</w:t>
-                  </w:r>
-                </w:p>
-              </w:tc>
-              <w:tc>
-                <w:tcPr/>
-                <w:p>
-                  <w:pPr>
-                    <w:pStyle w:val="Compact"/>
-                    <w:jc w:val="center"/>
-                  </w:pPr>
-                  <w:r>
-                    <w:t xml:space="preserve">5.0</w:t>
-                  </w:r>
-                </w:p>
-              </w:tc>
-              <w:tc>
-                <w:tcPr/>
-                <w:p>
-                  <w:pPr>
-                    <w:pStyle w:val="Compact"/>
-                    <w:jc w:val="center"/>
-                  </w:pPr>
-                  <w:r>
-                    <w:t xml:space="preserve">20.0</w:t>
+                    <w:t xml:space="preserve">$173,200</w:t>
+                  </w:r>
+                </w:p>
+              </w:tc>
+              <w:tc>
+                <w:tcPr/>
+                <w:p>
+                  <w:pPr>
+                    <w:pStyle w:val="Compact"/>
+                    <w:jc w:val="center"/>
+                  </w:pPr>
+                  <w:r>
+                    <w:t xml:space="preserve">5</w:t>
+                  </w:r>
+                </w:p>
+              </w:tc>
+              <w:tc>
+                <w:tcPr/>
+                <w:p>
+                  <w:pPr>
+                    <w:pStyle w:val="Compact"/>
+                    <w:jc w:val="center"/>
+                  </w:pPr>
+                  <w:r>
+                    <w:t xml:space="preserve">20%</w:t>
                   </w:r>
                 </w:p>
               </w:tc>
@@ -1299,11 +1251,10 @@
               <w:tblLook w:firstRow="1" w:lastRow="0" w:firstColumn="0" w:lastColumn="0" w:noHBand="0" w:noVBand="0" w:val="0020"/>
             </w:tblPr>
             <w:tblGrid>
-              <w:gridCol w:w="1584"/>
-              <w:gridCol w:w="1584"/>
-              <w:gridCol w:w="1584"/>
-              <w:gridCol w:w="1584"/>
-              <w:gridCol w:w="1584"/>
+              <w:gridCol w:w="1980"/>
+              <w:gridCol w:w="1980"/>
+              <w:gridCol w:w="1980"/>
+              <w:gridCol w:w="1980"/>
             </w:tblGrid>
             <w:tr>
               <w:trPr>
@@ -1325,18 +1276,6 @@
                     <w:jc w:val="center"/>
                   </w:pPr>
                   <w:r>
-                    <w:t xml:space="preserve">Model</w:t>
-                  </w:r>
-                </w:p>
-              </w:tc>
-              <w:tc>
-                <w:tcPr/>
-                <w:p>
-                  <w:pPr>
-                    <w:pStyle w:val="Compact"/>
-                    <w:jc w:val="center"/>
-                  </w:pPr>
-                  <w:r>
                     <w:t xml:space="preserve">RMSE ($)</w:t>
                   </w:r>
                 </w:p>
@@ -1367,64 +1306,43 @@
               </w:tc>
             </w:tr>
             <w:tr>
-              <w:tc>
-                <w:tcPr/>
-                <w:p>
-                  <w:pPr>
-                    <w:pStyle w:val="Compact"/>
-                    <w:jc w:val="center"/>
-                  </w:pPr>
-                  <w:r>
-                    <w:t xml:space="preserve">0</w:t>
-                  </w:r>
-                </w:p>
-              </w:tc>
-              <w:tc>
-                <w:tcPr/>
-                <w:p>
-                  <w:pPr>
-                    <w:pStyle w:val="Compact"/>
-                    <w:jc w:val="center"/>
-                  </w:pPr>
-                  <w:r>
-                    <w:t xml:space="preserve">Baseline (median salary)</w:t>
-                  </w:r>
-                </w:p>
-              </w:tc>
-              <w:tc>
-                <w:tcPr/>
-                <w:p>
-                  <w:pPr>
-                    <w:pStyle w:val="Compact"/>
-                    <w:jc w:val="center"/>
-                  </w:pPr>
-                  <w:r>
-                    <w:t xml:space="preserve">59070</w:t>
-                  </w:r>
-                </w:p>
-              </w:tc>
-              <w:tc>
-                <w:tcPr/>
-                <w:p>
-                  <w:pPr>
-                    <w:pStyle w:val="Compact"/>
-                    <w:jc w:val="center"/>
-                  </w:pPr>
-                  <w:r>
-                    <w:t xml:space="preserve">41661</w:t>
-                  </w:r>
-                </w:p>
-              </w:tc>
-              <w:tc>
-                <w:tcPr/>
-                <w:p>
-                  <w:pPr>
-                    <w:pStyle w:val="Compact"/>
-                    <w:jc w:val="center"/>
-                  </w:pPr>
-                  <w:r>
-                    <w:t xml:space="preserve">-0.05</w:t>
-                  </w:r>
+              <w:trPr>
+                <w:tblHeader w:val="on"/>
+              </w:trPr>
+              <w:tc>
+                <w:tcPr/>
+                <w:p>
+                  <w:pPr>
+                    <w:pStyle w:val="Compact"/>
+                    <w:jc w:val="center"/>
+                  </w:pPr>
+                  <w:r>
+                    <w:t xml:space="preserve">Model</w:t>
+                  </w:r>
+                </w:p>
+              </w:tc>
+              <w:tc>
+                <w:tcPr/>
+                <w:p>
+                  <w:pPr>
+                    <w:pStyle w:val="Compact"/>
+                  </w:pPr>
+                </w:p>
+              </w:tc>
+              <w:tc>
+                <w:tcPr/>
+                <w:p>
+                  <w:pPr>
+                    <w:pStyle w:val="Compact"/>
+                  </w:pPr>
+                </w:p>
+              </w:tc>
+              <w:tc>
+                <w:tcPr/>
+                <w:p>
+                  <w:pPr>
+                    <w:pStyle w:val="Compact"/>
+                  </w:pPr>
                 </w:p>
               </w:tc>
             </w:tr>
@@ -1437,55 +1355,43 @@
                     <w:jc w:val="center"/>
                   </w:pPr>
                   <w:r>
-                    <w:t xml:space="preserve">1</w:t>
-                  </w:r>
-                </w:p>
-              </w:tc>
-              <w:tc>
-                <w:tcPr/>
-                <w:p>
-                  <w:pPr>
-                    <w:pStyle w:val="Compact"/>
-                    <w:jc w:val="center"/>
-                  </w:pPr>
-                  <w:r>
-                    <w:t xml:space="preserve">Linear regression</w:t>
-                  </w:r>
-                </w:p>
-              </w:tc>
-              <w:tc>
-                <w:tcPr/>
-                <w:p>
-                  <w:pPr>
-                    <w:pStyle w:val="Compact"/>
-                    <w:jc w:val="center"/>
-                  </w:pPr>
-                  <w:r>
-                    <w:t xml:space="preserve">48244</w:t>
-                  </w:r>
-                </w:p>
-              </w:tc>
-              <w:tc>
-                <w:tcPr/>
-                <w:p>
-                  <w:pPr>
-                    <w:pStyle w:val="Compact"/>
-                    <w:jc w:val="center"/>
-                  </w:pPr>
-                  <w:r>
-                    <w:t xml:space="preserve">34086</w:t>
-                  </w:r>
-                </w:p>
-              </w:tc>
-              <w:tc>
-                <w:tcPr/>
-                <w:p>
-                  <w:pPr>
-                    <w:pStyle w:val="Compact"/>
-                    <w:jc w:val="center"/>
-                  </w:pPr>
-                  <w:r>
-                    <w:t xml:space="preserve">0.30</w:t>
+                    <w:t xml:space="preserve">Baseline (median salary)</w:t>
+                  </w:r>
+                </w:p>
+              </w:tc>
+              <w:tc>
+                <w:tcPr/>
+                <w:p>
+                  <w:pPr>
+                    <w:pStyle w:val="Compact"/>
+                    <w:jc w:val="center"/>
+                  </w:pPr>
+                  <w:r>
+                    <w:t xml:space="preserve">59,070</w:t>
+                  </w:r>
+                </w:p>
+              </w:tc>
+              <w:tc>
+                <w:tcPr/>
+                <w:p>
+                  <w:pPr>
+                    <w:pStyle w:val="Compact"/>
+                    <w:jc w:val="center"/>
+                  </w:pPr>
+                  <w:r>
+                    <w:t xml:space="preserve">41,661</w:t>
+                  </w:r>
+                </w:p>
+              </w:tc>
+              <w:tc>
+                <w:tcPr/>
+                <w:p>
+                  <w:pPr>
+                    <w:pStyle w:val="Compact"/>
+                    <w:jc w:val="center"/>
+                  </w:pPr>
+                  <w:r>
+                    <w:t xml:space="preserve">-0.05</w:t>
                   </w:r>
                 </w:p>
               </w:tc>
@@ -1499,10 +1405,48 @@
                     <w:jc w:val="center"/>
                   </w:pPr>
                   <w:r>
-                    <w:t xml:space="preserve">2</w:t>
-                  </w:r>
-                </w:p>
-              </w:tc>
+                    <w:t xml:space="preserve">Linear regression</w:t>
+                  </w:r>
+                </w:p>
+              </w:tc>
+              <w:tc>
+                <w:tcPr/>
+                <w:p>
+                  <w:pPr>
+                    <w:pStyle w:val="Compact"/>
+                    <w:jc w:val="center"/>
+                  </w:pPr>
+                  <w:r>
+                    <w:t xml:space="preserve">48,244</w:t>
+                  </w:r>
+                </w:p>
+              </w:tc>
+              <w:tc>
+                <w:tcPr/>
+                <w:p>
+                  <w:pPr>
+                    <w:pStyle w:val="Compact"/>
+                    <w:jc w:val="center"/>
+                  </w:pPr>
+                  <w:r>
+                    <w:t xml:space="preserve">34,086</w:t>
+                  </w:r>
+                </w:p>
+              </w:tc>
+              <w:tc>
+                <w:tcPr/>
+                <w:p>
+                  <w:pPr>
+                    <w:pStyle w:val="Compact"/>
+                    <w:jc w:val="center"/>
+                  </w:pPr>
+                  <w:r>
+                    <w:t xml:space="preserve">0.30</w:t>
+                  </w:r>
+                </w:p>
+              </w:tc>
+            </w:tr>
+            <w:tr>
               <w:tc>
                 <w:tcPr/>
                 <w:p>
@@ -1523,19 +1467,19 @@
                     <w:jc w:val="center"/>
                   </w:pPr>
                   <w:r>
-                    <w:t xml:space="preserve">37757</w:t>
-                  </w:r>
-                </w:p>
-              </w:tc>
-              <w:tc>
-                <w:tcPr/>
-                <w:p>
-                  <w:pPr>
-                    <w:pStyle w:val="Compact"/>
-                    <w:jc w:val="center"/>
-                  </w:pPr>
-                  <w:r>
-                    <w:t xml:space="preserve">24916</w:t>
+                    <w:t xml:space="preserve">37,757</w:t>
+                  </w:r>
+                </w:p>
+              </w:tc>
+              <w:tc>
+                <w:tcPr/>
+                <w:p>
+                  <w:pPr>
+                    <w:pStyle w:val="Compact"/>
+                    <w:jc w:val="center"/>
+                  </w:pPr>
+                  <w:r>
+                    <w:t xml:space="preserve">24,916</w:t>
                   </w:r>
                 </w:p>
               </w:tc>

--- a/final_report.docx
+++ b/final_report.docx
@@ -47,7 +47,7 @@
         <w:pStyle w:val="Date"/>
       </w:pPr>
       <w:r>
-        <w:t xml:space="preserve">2026-10-08</w:t>
+        <w:t xml:space="preserve">2026-10-09</w:t>
       </w:r>
     </w:p>
     <w:sdt>

--- a/final_report.docx
+++ b/final_report.docx
@@ -47,7 +47,7 @@
         <w:pStyle w:val="Date"/>
       </w:pPr>
       <w:r>
-        <w:t xml:space="preserve">2026-10-09</w:t>
+        <w:t xml:space="preserve">2026-10-11</w:t>
       </w:r>
     </w:p>
     <w:sdt>
